--- a/LAB3/11CNPM1_Lab3_1150080068_TranMinhNhat.docx
+++ b/LAB3/11CNPM1_Lab3_1150080068_TranMinhNhat.docx
@@ -22,6 +22,97 @@
           <w:szCs w:val="26"/>
           <w:lang w:val="en-US"/>
         </w:rPr>
+        <w:t>*Môi trường thực hành:</w:t>
+      </w:r>
+      <w:r>
+        <w:rPr>
+          <w:rFonts w:hint="default" w:ascii="Times New Roman" w:hAnsi="Times New Roman" w:cs="Times New Roman"/>
+          <w:b/>
+          <w:bCs/>
+          <w:sz w:val="26"/>
+          <w:szCs w:val="26"/>
+          <w:lang w:val="en-US"/>
+        </w:rPr>
+        <w:br w:type="textWrapping"/>
+      </w:r>
+      <w:r>
+        <w:rPr>
+          <w:rFonts w:hint="default" w:ascii="Times New Roman" w:hAnsi="Times New Roman" w:cs="Times New Roman"/>
+          <w:b/>
+          <w:bCs/>
+          <w:sz w:val="26"/>
+          <w:szCs w:val="26"/>
+          <w:lang w:val="en-US"/>
+        </w:rPr>
+        <w:t>+ VMware® Workstation Pro 26H1u1:</w:t>
+      </w:r>
+      <w:r>
+        <w:rPr>
+          <w:rFonts w:hint="default" w:ascii="Times New Roman" w:hAnsi="Times New Roman" w:cs="Times New Roman"/>
+          <w:b/>
+          <w:bCs/>
+          <w:sz w:val="26"/>
+          <w:szCs w:val="26"/>
+          <w:lang w:val="en-US"/>
+        </w:rPr>
+        <w:br w:type="textWrapping"/>
+      </w:r>
+      <w:r>
+        <w:rPr>
+          <w:rFonts w:hint="default" w:ascii="Times New Roman" w:hAnsi="Times New Roman" w:cs="Times New Roman"/>
+          <w:b/>
+          <w:bCs/>
+          <w:sz w:val="26"/>
+          <w:szCs w:val="26"/>
+          <w:lang w:val="en-US"/>
+        </w:rPr>
+        <w:tab/>
+        <w:t>+ Windows 11 25H2</w:t>
+      </w:r>
+      <w:r>
+        <w:rPr>
+          <w:rFonts w:hint="default" w:ascii="Times New Roman" w:hAnsi="Times New Roman" w:cs="Times New Roman"/>
+          <w:b/>
+          <w:bCs/>
+          <w:sz w:val="26"/>
+          <w:szCs w:val="26"/>
+          <w:lang w:val="en-US"/>
+        </w:rPr>
+        <w:br w:type="textWrapping"/>
+      </w:r>
+      <w:r>
+        <w:rPr>
+          <w:rFonts w:hint="default" w:ascii="Times New Roman" w:hAnsi="Times New Roman" w:cs="Times New Roman"/>
+          <w:b/>
+          <w:bCs/>
+          <w:sz w:val="26"/>
+          <w:szCs w:val="26"/>
+          <w:lang w:val="en-US"/>
+        </w:rPr>
+        <w:tab/>
+        <w:t>+</w:t>
+      </w:r>
+    </w:p>
+    <w:p>
+      <w:pPr>
+        <w:rPr>
+          <w:rFonts w:hint="default" w:ascii="Times New Roman" w:hAnsi="Times New Roman" w:cs="Times New Roman"/>
+          <w:b/>
+          <w:bCs/>
+          <w:sz w:val="26"/>
+          <w:szCs w:val="26"/>
+          <w:lang w:val="en-US"/>
+        </w:rPr>
+      </w:pPr>
+      <w:r>
+        <w:rPr>
+          <w:rFonts w:hint="default" w:ascii="Times New Roman" w:hAnsi="Times New Roman" w:cs="Times New Roman"/>
+          <w:b/>
+          <w:bCs/>
+          <w:sz w:val="26"/>
+          <w:szCs w:val="26"/>
+          <w:lang w:val="en-US"/>
+        </w:rPr>
         <w:t xml:space="preserve">*Link youtube: </w:t>
       </w:r>
     </w:p>
@@ -183,16 +274,204 @@
     </w:p>
     <w:p>
       <w:pPr>
-        <w:ind w:left="130" w:hanging="131" w:hangingChars="50"/>
-        <w:rPr>
-          <w:rFonts w:hint="default" w:ascii="Times New Roman" w:hAnsi="Times New Roman" w:cs="Times New Roman"/>
-          <w:b/>
-          <w:bCs/>
-          <w:sz w:val="26"/>
-          <w:szCs w:val="26"/>
-          <w:lang w:val="en-US"/>
-        </w:rPr>
-      </w:pPr>
+        <w:numPr>
+          <w:numId w:val="0"/>
+        </w:numPr>
+        <w:rPr>
+          <w:rFonts w:hint="default" w:ascii="Times New Roman" w:hAnsi="Times New Roman" w:cs="Times New Roman"/>
+          <w:b/>
+          <w:bCs/>
+          <w:sz w:val="26"/>
+          <w:szCs w:val="26"/>
+          <w:lang w:val="en-US"/>
+        </w:rPr>
+      </w:pPr>
+    </w:p>
+    <w:p>
+      <w:pPr>
+        <w:rPr>
+          <w:rFonts w:hint="default" w:ascii="Times New Roman" w:hAnsi="Times New Roman" w:cs="Times New Roman"/>
+          <w:b/>
+          <w:bCs/>
+          <w:color w:val="auto"/>
+          <w:spacing w:val="-2"/>
+          <w:sz w:val="26"/>
+        </w:rPr>
+      </w:pPr>
+      <w:r>
+        <w:rPr>
+          <w:rFonts w:hint="default" w:ascii="Times New Roman" w:hAnsi="Times New Roman" w:cs="Times New Roman"/>
+          <w:b/>
+          <w:bCs/>
+          <w:color w:val="auto"/>
+          <w:spacing w:val="-2"/>
+          <w:sz w:val="26"/>
+        </w:rPr>
+        <w:t>H1_VM_WindowsVersion</w:t>
+      </w:r>
+    </w:p>
+    <w:p>
+      <w:pPr>
+        <w:ind w:left="130" w:hanging="100" w:hangingChars="50"/>
+        <w:rPr>
+          <w:rFonts w:hint="default" w:ascii="Times New Roman" w:hAnsi="Times New Roman" w:cs="Times New Roman"/>
+          <w:b/>
+          <w:bCs/>
+          <w:color w:val="auto"/>
+        </w:rPr>
+      </w:pPr>
+      <w:r>
+        <w:rPr>
+          <w:rFonts w:hint="default" w:ascii="Times New Roman" w:hAnsi="Times New Roman" w:cs="Times New Roman"/>
+          <w:b/>
+          <w:bCs/>
+          <w:color w:val="auto"/>
+        </w:rPr>
+        <w:drawing>
+          <wp:inline distT="0" distB="0" distL="114300" distR="114300">
+            <wp:extent cx="5273040" cy="2969260"/>
+            <wp:effectExtent l="0" t="0" r="10160" b="2540"/>
+            <wp:docPr id="1" name="Picture 1"/>
+            <wp:cNvGraphicFramePr>
+              <a:graphicFrameLocks xmlns:a="http://schemas.openxmlformats.org/drawingml/2006/main" noChangeAspect="1"/>
+            </wp:cNvGraphicFramePr>
+            <a:graphic xmlns:a="http://schemas.openxmlformats.org/drawingml/2006/main">
+              <a:graphicData uri="http://schemas.openxmlformats.org/drawingml/2006/picture">
+                <pic:pic xmlns:pic="http://schemas.openxmlformats.org/drawingml/2006/picture">
+                  <pic:nvPicPr>
+                    <pic:cNvPr id="1" name="Picture 1"/>
+                    <pic:cNvPicPr>
+                      <a:picLocks noChangeAspect="1"/>
+                    </pic:cNvPicPr>
+                  </pic:nvPicPr>
+                  <pic:blipFill>
+                    <a:blip r:embed="rId4"/>
+                    <a:stretch>
+                      <a:fillRect/>
+                    </a:stretch>
+                  </pic:blipFill>
+                  <pic:spPr>
+                    <a:xfrm>
+                      <a:off x="0" y="0"/>
+                      <a:ext cx="5273040" cy="2969260"/>
+                    </a:xfrm>
+                    <a:prstGeom prst="rect">
+                      <a:avLst/>
+                    </a:prstGeom>
+                    <a:noFill/>
+                    <a:ln>
+                      <a:noFill/>
+                    </a:ln>
+                  </pic:spPr>
+                </pic:pic>
+              </a:graphicData>
+            </a:graphic>
+          </wp:inline>
+        </w:drawing>
+      </w:r>
+    </w:p>
+    <w:p>
+      <w:pPr>
+        <w:ind w:left="130" w:hanging="100" w:hangingChars="50"/>
+        <w:rPr>
+          <w:rFonts w:hint="default" w:ascii="Times New Roman" w:hAnsi="Times New Roman" w:cs="Times New Roman"/>
+          <w:b/>
+          <w:bCs/>
+          <w:color w:val="auto"/>
+        </w:rPr>
+      </w:pPr>
+    </w:p>
+    <w:p>
+      <w:pPr>
+        <w:ind w:left="130" w:hanging="100" w:hangingChars="50"/>
+        <w:rPr>
+          <w:rFonts w:hint="default" w:ascii="Times New Roman" w:hAnsi="Times New Roman" w:cs="Times New Roman"/>
+          <w:b/>
+          <w:bCs/>
+          <w:color w:val="auto"/>
+        </w:rPr>
+      </w:pPr>
+    </w:p>
+    <w:p>
+      <w:pPr>
+        <w:ind w:left="130" w:hanging="118" w:hangingChars="50"/>
+        <w:rPr>
+          <w:rFonts w:hint="default" w:ascii="Times New Roman" w:hAnsi="Times New Roman" w:cs="Times New Roman"/>
+          <w:b/>
+          <w:bCs/>
+          <w:color w:val="auto"/>
+          <w:spacing w:val="-2"/>
+          <w:sz w:val="24"/>
+        </w:rPr>
+      </w:pPr>
+      <w:r>
+        <w:rPr>
+          <w:rFonts w:hint="default" w:ascii="Times New Roman" w:hAnsi="Times New Roman" w:cs="Times New Roman"/>
+          <w:b/>
+          <w:bCs/>
+          <w:color w:val="auto"/>
+          <w:spacing w:val="-2"/>
+          <w:sz w:val="24"/>
+        </w:rPr>
+        <w:t>H2_ToolVersions.png</w:t>
+      </w:r>
+    </w:p>
+    <w:p>
+      <w:pPr>
+        <w:ind w:left="130" w:hanging="100" w:hangingChars="50"/>
+        <w:rPr>
+          <w:rFonts w:hint="default" w:ascii="Times New Roman" w:hAnsi="Times New Roman" w:cs="Times New Roman"/>
+          <w:b/>
+          <w:bCs/>
+          <w:color w:val="auto"/>
+          <w:spacing w:val="-2"/>
+          <w:sz w:val="24"/>
+          <w:lang w:val="en-US"/>
+        </w:rPr>
+      </w:pPr>
+      <w:r>
+        <w:drawing>
+          <wp:inline distT="0" distB="0" distL="114300" distR="114300">
+            <wp:extent cx="5271135" cy="3660140"/>
+            <wp:effectExtent l="0" t="0" r="12065" b="10160"/>
+            <wp:docPr id="2" name="Picture 2"/>
+            <wp:cNvGraphicFramePr>
+              <a:graphicFrameLocks xmlns:a="http://schemas.openxmlformats.org/drawingml/2006/main" noChangeAspect="1"/>
+            </wp:cNvGraphicFramePr>
+            <a:graphic xmlns:a="http://schemas.openxmlformats.org/drawingml/2006/main">
+              <a:graphicData uri="http://schemas.openxmlformats.org/drawingml/2006/picture">
+                <pic:pic xmlns:pic="http://schemas.openxmlformats.org/drawingml/2006/picture">
+                  <pic:nvPicPr>
+                    <pic:cNvPr id="2" name="Picture 2"/>
+                    <pic:cNvPicPr>
+                      <a:picLocks noChangeAspect="1"/>
+                    </pic:cNvPicPr>
+                  </pic:nvPicPr>
+                  <pic:blipFill>
+                    <a:blip r:embed="rId5"/>
+                    <a:stretch>
+                      <a:fillRect/>
+                    </a:stretch>
+                  </pic:blipFill>
+                  <pic:spPr>
+                    <a:xfrm>
+                      <a:off x="0" y="0"/>
+                      <a:ext cx="5271135" cy="3660140"/>
+                    </a:xfrm>
+                    <a:prstGeom prst="rect">
+                      <a:avLst/>
+                    </a:prstGeom>
+                    <a:noFill/>
+                    <a:ln>
+                      <a:noFill/>
+                    </a:ln>
+                  </pic:spPr>
+                </pic:pic>
+              </a:graphicData>
+            </a:graphic>
+          </wp:inline>
+        </w:drawing>
+      </w:r>
     </w:p>
     <w:p>
       <w:pPr>
@@ -209,37 +488,961 @@
           <w:lang w:val="en-US"/>
         </w:rPr>
       </w:pPr>
-      <w:r>
-        <w:rPr>
-          <w:rFonts w:hint="default" w:ascii="Times New Roman" w:hAnsi="Times New Roman" w:cs="Times New Roman"/>
-          <w:b/>
-          <w:bCs/>
-          <w:sz w:val="26"/>
-          <w:szCs w:val="26"/>
-          <w:lang w:val="en-US"/>
-        </w:rPr>
-        <w:t>*Trả lời câu hỏi:</w:t>
-      </w:r>
+    </w:p>
+    <w:p>
+      <w:pPr>
+        <w:numPr>
+          <w:ilvl w:val="0"/>
+          <w:numId w:val="0"/>
+        </w:numPr>
+        <w:rPr>
+          <w:rFonts w:hint="default" w:ascii="Times New Roman" w:hAnsi="Times New Roman" w:cs="Times New Roman"/>
+          <w:b/>
+          <w:bCs/>
+          <w:sz w:val="26"/>
+          <w:szCs w:val="26"/>
+          <w:lang w:val="en-US"/>
+        </w:rPr>
+      </w:pPr>
+    </w:p>
+    <w:p>
+      <w:pPr>
+        <w:numPr>
+          <w:ilvl w:val="0"/>
+          <w:numId w:val="0"/>
+        </w:numPr>
+        <w:rPr>
+          <w:rFonts w:hint="default" w:ascii="Times New Roman" w:hAnsi="Times New Roman" w:cs="Times New Roman"/>
+          <w:b/>
+          <w:bCs/>
+          <w:color w:val="000000"/>
+          <w:spacing w:val="-2"/>
+          <w:sz w:val="26"/>
+          <w:szCs w:val="26"/>
+        </w:rPr>
+      </w:pPr>
+      <w:r>
+        <w:rPr>
+          <w:rFonts w:hint="default" w:ascii="Times New Roman" w:hAnsi="Times New Roman" w:cs="Times New Roman"/>
+          <w:b/>
+          <w:bCs/>
+          <w:color w:val="000000"/>
+          <w:spacing w:val="-2"/>
+          <w:sz w:val="26"/>
+          <w:szCs w:val="26"/>
+        </w:rPr>
+        <w:t>H3_Baseline_Defender_Firewall.png</w:t>
+      </w:r>
+    </w:p>
+    <w:p>
+      <w:pPr>
+        <w:numPr>
+          <w:ilvl w:val="0"/>
+          <w:numId w:val="0"/>
+        </w:numPr>
+        <w:ind w:left="-1200" w:leftChars="-600" w:firstLine="0" w:firstLineChars="0"/>
+        <w:rPr>
+          <w:rFonts w:hint="default" w:ascii="Times New Roman" w:hAnsi="Times New Roman" w:cs="Times New Roman"/>
+          <w:b/>
+          <w:bCs/>
+          <w:color w:val="000000"/>
+          <w:spacing w:val="-2"/>
+          <w:sz w:val="26"/>
+          <w:szCs w:val="26"/>
+        </w:rPr>
+      </w:pPr>
+      <w:r>
+        <w:drawing>
+          <wp:inline distT="0" distB="0" distL="114300" distR="114300">
+            <wp:extent cx="7015480" cy="1598295"/>
+            <wp:effectExtent l="0" t="0" r="7620" b="1905"/>
+            <wp:docPr id="3" name="Picture 3"/>
+            <wp:cNvGraphicFramePr>
+              <a:graphicFrameLocks xmlns:a="http://schemas.openxmlformats.org/drawingml/2006/main" noChangeAspect="1"/>
+            </wp:cNvGraphicFramePr>
+            <a:graphic xmlns:a="http://schemas.openxmlformats.org/drawingml/2006/main">
+              <a:graphicData uri="http://schemas.openxmlformats.org/drawingml/2006/picture">
+                <pic:pic xmlns:pic="http://schemas.openxmlformats.org/drawingml/2006/picture">
+                  <pic:nvPicPr>
+                    <pic:cNvPr id="3" name="Picture 3"/>
+                    <pic:cNvPicPr>
+                      <a:picLocks noChangeAspect="1"/>
+                    </pic:cNvPicPr>
+                  </pic:nvPicPr>
+                  <pic:blipFill>
+                    <a:blip r:embed="rId6"/>
+                    <a:stretch>
+                      <a:fillRect/>
+                    </a:stretch>
+                  </pic:blipFill>
+                  <pic:spPr>
+                    <a:xfrm>
+                      <a:off x="0" y="0"/>
+                      <a:ext cx="7015480" cy="1598295"/>
+                    </a:xfrm>
+                    <a:prstGeom prst="rect">
+                      <a:avLst/>
+                    </a:prstGeom>
+                    <a:noFill/>
+                    <a:ln>
+                      <a:noFill/>
+                    </a:ln>
+                  </pic:spPr>
+                </pic:pic>
+              </a:graphicData>
+            </a:graphic>
+          </wp:inline>
+        </w:drawing>
+      </w:r>
+    </w:p>
+    <w:p>
+      <w:pPr>
+        <w:pStyle w:val="5"/>
+        <w:spacing w:before="45"/>
+        <w:ind w:left="0" w:leftChars="0" w:firstLine="0" w:firstLineChars="0"/>
+        <w:rPr>
+          <w:rFonts w:hint="default" w:ascii="Times New Roman" w:hAnsi="Times New Roman" w:cs="Times New Roman"/>
+          <w:b/>
+          <w:bCs/>
+          <w:spacing w:val="-2"/>
+          <w:sz w:val="26"/>
+          <w:szCs w:val="26"/>
+        </w:rPr>
+      </w:pPr>
+    </w:p>
+    <w:p>
+      <w:pPr>
+        <w:pStyle w:val="5"/>
+        <w:spacing w:before="45"/>
+        <w:ind w:left="0" w:leftChars="0" w:firstLine="0" w:firstLineChars="0"/>
+        <w:rPr>
+          <w:rFonts w:hint="default" w:ascii="Times New Roman" w:hAnsi="Times New Roman" w:cs="Times New Roman"/>
+          <w:b/>
+          <w:bCs/>
+          <w:spacing w:val="-2"/>
+          <w:sz w:val="26"/>
+          <w:szCs w:val="26"/>
+        </w:rPr>
+      </w:pPr>
+    </w:p>
+    <w:p>
+      <w:pPr>
+        <w:pStyle w:val="5"/>
+        <w:spacing w:before="45"/>
+        <w:ind w:left="0" w:leftChars="0" w:firstLine="0" w:firstLineChars="0"/>
+        <w:rPr>
+          <w:rFonts w:hint="default" w:ascii="Times New Roman" w:hAnsi="Times New Roman" w:cs="Times New Roman"/>
+          <w:b/>
+          <w:bCs/>
+          <w:spacing w:val="-2"/>
+          <w:sz w:val="26"/>
+          <w:szCs w:val="26"/>
+        </w:rPr>
+      </w:pPr>
+    </w:p>
+    <w:p>
+      <w:pPr>
+        <w:pStyle w:val="5"/>
+        <w:spacing w:before="45"/>
+        <w:ind w:left="0" w:leftChars="0" w:firstLine="0" w:firstLineChars="0"/>
+        <w:rPr>
+          <w:rFonts w:hint="default" w:ascii="Times New Roman" w:hAnsi="Times New Roman" w:cs="Times New Roman"/>
+          <w:b/>
+          <w:bCs/>
+          <w:spacing w:val="-2"/>
+          <w:sz w:val="26"/>
+          <w:szCs w:val="26"/>
+        </w:rPr>
+      </w:pPr>
+    </w:p>
+    <w:p>
+      <w:pPr>
+        <w:pStyle w:val="5"/>
+        <w:spacing w:before="45"/>
+        <w:ind w:left="0" w:leftChars="0" w:firstLine="0" w:firstLineChars="0"/>
+        <w:rPr>
+          <w:rFonts w:hint="default" w:ascii="Times New Roman" w:hAnsi="Times New Roman" w:cs="Times New Roman"/>
+          <w:b/>
+          <w:bCs/>
+          <w:spacing w:val="-2"/>
+          <w:sz w:val="26"/>
+          <w:szCs w:val="26"/>
+        </w:rPr>
+      </w:pPr>
+    </w:p>
+    <w:p>
+      <w:pPr>
+        <w:pStyle w:val="5"/>
+        <w:spacing w:before="45"/>
+        <w:ind w:left="0" w:leftChars="0" w:firstLine="0" w:firstLineChars="0"/>
+        <w:rPr>
+          <w:rFonts w:hint="default" w:ascii="Times New Roman" w:hAnsi="Times New Roman" w:cs="Times New Roman"/>
+          <w:b/>
+          <w:bCs/>
+          <w:spacing w:val="-2"/>
+          <w:sz w:val="26"/>
+          <w:szCs w:val="26"/>
+        </w:rPr>
+      </w:pPr>
+    </w:p>
+    <w:p>
+      <w:pPr>
+        <w:pStyle w:val="5"/>
+        <w:spacing w:before="45"/>
+        <w:ind w:left="0" w:leftChars="0" w:firstLine="0" w:firstLineChars="0"/>
+        <w:rPr>
+          <w:rFonts w:hint="default" w:ascii="Times New Roman" w:hAnsi="Times New Roman" w:cs="Times New Roman"/>
+          <w:b/>
+          <w:bCs/>
+          <w:spacing w:val="-2"/>
+          <w:sz w:val="26"/>
+          <w:szCs w:val="26"/>
+        </w:rPr>
+      </w:pPr>
+    </w:p>
+    <w:p>
+      <w:pPr>
+        <w:pStyle w:val="5"/>
+        <w:spacing w:before="45"/>
+        <w:ind w:left="0" w:leftChars="0" w:firstLine="0" w:firstLineChars="0"/>
+        <w:rPr>
+          <w:rFonts w:hint="default" w:ascii="Times New Roman" w:hAnsi="Times New Roman" w:cs="Times New Roman"/>
+          <w:b/>
+          <w:bCs/>
+          <w:spacing w:val="-2"/>
+          <w:sz w:val="26"/>
+          <w:szCs w:val="26"/>
+        </w:rPr>
+      </w:pPr>
+    </w:p>
+    <w:p>
+      <w:pPr>
+        <w:pStyle w:val="5"/>
+        <w:spacing w:before="45"/>
+        <w:ind w:left="0" w:leftChars="0" w:firstLine="0" w:firstLineChars="0"/>
+        <w:rPr>
+          <w:rFonts w:hint="default" w:ascii="Times New Roman" w:hAnsi="Times New Roman" w:cs="Times New Roman"/>
+          <w:b/>
+          <w:bCs/>
+          <w:spacing w:val="-2"/>
+          <w:sz w:val="26"/>
+          <w:szCs w:val="26"/>
+        </w:rPr>
+      </w:pPr>
+    </w:p>
+    <w:p>
+      <w:pPr>
+        <w:pStyle w:val="5"/>
+        <w:spacing w:before="45"/>
+        <w:ind w:left="0" w:leftChars="0" w:firstLine="0" w:firstLineChars="0"/>
+        <w:rPr>
+          <w:rFonts w:hint="default" w:ascii="Times New Roman" w:hAnsi="Times New Roman" w:cs="Times New Roman"/>
+          <w:b/>
+          <w:bCs/>
+          <w:spacing w:val="-2"/>
+          <w:sz w:val="26"/>
+          <w:szCs w:val="26"/>
+        </w:rPr>
+      </w:pPr>
+    </w:p>
+    <w:p>
+      <w:pPr>
+        <w:pStyle w:val="5"/>
+        <w:spacing w:before="45"/>
+        <w:ind w:left="0" w:leftChars="0" w:firstLine="0" w:firstLineChars="0"/>
+        <w:rPr>
+          <w:rFonts w:hint="default" w:ascii="Times New Roman" w:hAnsi="Times New Roman" w:cs="Times New Roman"/>
+          <w:b/>
+          <w:bCs/>
+          <w:spacing w:val="-2"/>
+          <w:sz w:val="26"/>
+          <w:szCs w:val="26"/>
+        </w:rPr>
+      </w:pPr>
+    </w:p>
+    <w:p>
+      <w:pPr>
+        <w:pStyle w:val="5"/>
+        <w:spacing w:before="45"/>
+        <w:ind w:left="0" w:leftChars="0" w:firstLine="0" w:firstLineChars="0"/>
+        <w:rPr>
+          <w:rFonts w:hint="default" w:ascii="Times New Roman" w:hAnsi="Times New Roman" w:cs="Times New Roman"/>
+          <w:b/>
+          <w:bCs/>
+          <w:spacing w:val="-2"/>
+          <w:sz w:val="26"/>
+          <w:szCs w:val="26"/>
+        </w:rPr>
+      </w:pPr>
+    </w:p>
+    <w:p>
+      <w:pPr>
+        <w:pStyle w:val="5"/>
+        <w:spacing w:before="45"/>
+        <w:ind w:left="0" w:leftChars="0" w:firstLine="0" w:firstLineChars="0"/>
+        <w:rPr>
+          <w:rFonts w:hint="default" w:ascii="Times New Roman" w:hAnsi="Times New Roman" w:cs="Times New Roman"/>
+          <w:b/>
+          <w:bCs/>
+          <w:spacing w:val="-2"/>
+          <w:sz w:val="26"/>
+          <w:szCs w:val="26"/>
+        </w:rPr>
+      </w:pPr>
+    </w:p>
+    <w:p>
+      <w:pPr>
+        <w:pStyle w:val="5"/>
+        <w:spacing w:before="45"/>
+        <w:ind w:left="0" w:leftChars="0" w:firstLine="0" w:firstLineChars="0"/>
+        <w:rPr>
+          <w:rFonts w:hint="default" w:ascii="Times New Roman" w:hAnsi="Times New Roman" w:cs="Times New Roman"/>
+          <w:b/>
+          <w:bCs/>
+          <w:spacing w:val="-2"/>
+          <w:sz w:val="26"/>
+          <w:szCs w:val="26"/>
+        </w:rPr>
+      </w:pPr>
       <w:bookmarkStart w:id="0" w:name="_GoBack"/>
       <w:bookmarkEnd w:id="0"/>
-    </w:p>
-    <w:p>
-      <w:r>
-        <w:br w:type="textWrapping"/>
-      </w:r>
-      <w:r>
-        <w:br w:type="textWrapping"/>
-      </w:r>
-      <w:r>
-        <w:rPr>
-          <w:rFonts w:hint="default"/>
-          <w:lang w:val="en-US"/>
-        </w:rPr>
-        <w:t>Như lab 1</w:t>
-      </w:r>
-      <w:r>
-        <w:t xml:space="preserve"> tôi sẽ phải quay clip và chụp lại quá trình làm trong word, tôi sẽ bắt đầu quay từ khúc ping nhau giữa các máy, hãy cho tôi quá trình thực hiện cụ thể như nào, và tôi cần chụp hình gì để bỏ vào word</w:t>
-      </w:r>
+      <w:r>
+        <w:rPr>
+          <w:rFonts w:hint="default" w:ascii="Times New Roman" w:hAnsi="Times New Roman" w:cs="Times New Roman"/>
+          <w:b/>
+          <w:bCs/>
+          <w:spacing w:val="-2"/>
+          <w:sz w:val="26"/>
+          <w:szCs w:val="26"/>
+        </w:rPr>
+        <w:t>H4_ProtectionHistory_EICAR.png</w:t>
+      </w:r>
+    </w:p>
+    <w:p>
+      <w:pPr>
+        <w:pStyle w:val="5"/>
+        <w:spacing w:before="45"/>
+        <w:ind w:left="0" w:leftChars="0" w:firstLine="0" w:firstLineChars="0"/>
+        <w:rPr>
+          <w:rFonts w:hint="default" w:ascii="Times New Roman" w:hAnsi="Times New Roman" w:cs="Times New Roman"/>
+          <w:b/>
+          <w:bCs/>
+          <w:spacing w:val="-2"/>
+          <w:sz w:val="26"/>
+          <w:szCs w:val="26"/>
+        </w:rPr>
+      </w:pPr>
+      <w:r>
+        <w:drawing>
+          <wp:inline distT="0" distB="0" distL="114300" distR="114300">
+            <wp:extent cx="5274310" cy="3669030"/>
+            <wp:effectExtent l="0" t="0" r="8890" b="1270"/>
+            <wp:docPr id="4" name="Picture 4"/>
+            <wp:cNvGraphicFramePr>
+              <a:graphicFrameLocks xmlns:a="http://schemas.openxmlformats.org/drawingml/2006/main" noChangeAspect="1"/>
+            </wp:cNvGraphicFramePr>
+            <a:graphic xmlns:a="http://schemas.openxmlformats.org/drawingml/2006/main">
+              <a:graphicData uri="http://schemas.openxmlformats.org/drawingml/2006/picture">
+                <pic:pic xmlns:pic="http://schemas.openxmlformats.org/drawingml/2006/picture">
+                  <pic:nvPicPr>
+                    <pic:cNvPr id="4" name="Picture 4"/>
+                    <pic:cNvPicPr>
+                      <a:picLocks noChangeAspect="1"/>
+                    </pic:cNvPicPr>
+                  </pic:nvPicPr>
+                  <pic:blipFill>
+                    <a:blip r:embed="rId7"/>
+                    <a:stretch>
+                      <a:fillRect/>
+                    </a:stretch>
+                  </pic:blipFill>
+                  <pic:spPr>
+                    <a:xfrm>
+                      <a:off x="0" y="0"/>
+                      <a:ext cx="5274310" cy="3669030"/>
+                    </a:xfrm>
+                    <a:prstGeom prst="rect">
+                      <a:avLst/>
+                    </a:prstGeom>
+                    <a:noFill/>
+                    <a:ln>
+                      <a:noFill/>
+                    </a:ln>
+                  </pic:spPr>
+                </pic:pic>
+              </a:graphicData>
+            </a:graphic>
+          </wp:inline>
+        </w:drawing>
+      </w:r>
+    </w:p>
+    <w:p>
+      <w:pPr>
+        <w:pStyle w:val="5"/>
+        <w:spacing w:before="45"/>
+        <w:ind w:left="0" w:leftChars="0" w:firstLine="0" w:firstLineChars="0"/>
+        <w:rPr>
+          <w:rFonts w:hint="default" w:ascii="Times New Roman" w:hAnsi="Times New Roman" w:cs="Times New Roman"/>
+          <w:b/>
+          <w:bCs/>
+          <w:spacing w:val="-2"/>
+          <w:sz w:val="26"/>
+          <w:szCs w:val="26"/>
+        </w:rPr>
+      </w:pPr>
+    </w:p>
+    <w:p>
+      <w:pPr>
+        <w:pStyle w:val="5"/>
+        <w:spacing w:before="45"/>
+        <w:ind w:left="0" w:leftChars="0" w:firstLine="0" w:firstLineChars="0"/>
+        <w:rPr>
+          <w:rFonts w:hint="default" w:ascii="Times New Roman" w:hAnsi="Times New Roman" w:cs="Times New Roman"/>
+          <w:b/>
+          <w:bCs/>
+          <w:color w:val="000000"/>
+          <w:spacing w:val="-2"/>
+          <w:sz w:val="26"/>
+          <w:szCs w:val="26"/>
+        </w:rPr>
+      </w:pPr>
+      <w:r>
+        <w:rPr>
+          <w:rFonts w:hint="default" w:ascii="Times New Roman" w:hAnsi="Times New Roman" w:cs="Times New Roman"/>
+          <w:b/>
+          <w:bCs/>
+          <w:color w:val="000000"/>
+          <w:spacing w:val="-2"/>
+          <w:sz w:val="26"/>
+          <w:szCs w:val="26"/>
+        </w:rPr>
+        <w:t>H5_Event4625.png</w:t>
+      </w:r>
+    </w:p>
+    <w:p>
+      <w:pPr>
+        <w:pStyle w:val="5"/>
+        <w:spacing w:before="45"/>
+        <w:ind w:left="0" w:leftChars="0" w:firstLine="0" w:firstLineChars="0"/>
+        <w:rPr>
+          <w:rFonts w:hint="default" w:ascii="Times New Roman" w:hAnsi="Times New Roman" w:cs="Times New Roman"/>
+          <w:b/>
+          <w:bCs/>
+          <w:color w:val="000000"/>
+          <w:spacing w:val="-2"/>
+          <w:sz w:val="26"/>
+          <w:szCs w:val="26"/>
+        </w:rPr>
+      </w:pPr>
+    </w:p>
+    <w:p>
+      <w:pPr>
+        <w:pStyle w:val="5"/>
+        <w:spacing w:before="45"/>
+        <w:ind w:left="0" w:leftChars="0" w:firstLine="0" w:firstLineChars="0"/>
+        <w:rPr>
+          <w:rFonts w:hint="default" w:ascii="Times New Roman" w:hAnsi="Times New Roman" w:cs="Times New Roman"/>
+          <w:b/>
+          <w:bCs/>
+          <w:color w:val="000000"/>
+          <w:spacing w:val="-2"/>
+          <w:sz w:val="26"/>
+          <w:szCs w:val="26"/>
+        </w:rPr>
+      </w:pPr>
+    </w:p>
+    <w:p>
+      <w:pPr>
+        <w:pStyle w:val="5"/>
+        <w:spacing w:before="45"/>
+        <w:ind w:left="0" w:leftChars="0" w:firstLine="0" w:firstLineChars="0"/>
+        <w:rPr>
+          <w:rFonts w:hint="default" w:ascii="Times New Roman" w:hAnsi="Times New Roman" w:cs="Times New Roman"/>
+          <w:b/>
+          <w:bCs/>
+          <w:color w:val="000000"/>
+          <w:spacing w:val="-2"/>
+          <w:sz w:val="26"/>
+          <w:szCs w:val="26"/>
+        </w:rPr>
+      </w:pPr>
+      <w:r>
+        <w:rPr>
+          <w:rFonts w:hint="default" w:ascii="Times New Roman" w:hAnsi="Times New Roman" w:cs="Times New Roman"/>
+          <w:b/>
+          <w:bCs/>
+          <w:color w:val="000000"/>
+          <w:spacing w:val="-2"/>
+          <w:sz w:val="26"/>
+          <w:szCs w:val="26"/>
+        </w:rPr>
+        <w:t>H6_Sysmon_Event1.png</w:t>
+      </w:r>
+    </w:p>
+    <w:p>
+      <w:pPr>
+        <w:pStyle w:val="5"/>
+        <w:spacing w:before="45"/>
+        <w:ind w:left="0" w:leftChars="0" w:firstLine="0" w:firstLineChars="0"/>
+        <w:rPr>
+          <w:rFonts w:hint="default" w:ascii="Times New Roman" w:hAnsi="Times New Roman" w:cs="Times New Roman"/>
+          <w:b/>
+          <w:bCs/>
+          <w:color w:val="000000"/>
+          <w:sz w:val="26"/>
+          <w:szCs w:val="26"/>
+        </w:rPr>
+      </w:pPr>
+    </w:p>
+    <w:p>
+      <w:pPr>
+        <w:pStyle w:val="5"/>
+        <w:spacing w:before="45"/>
+        <w:ind w:left="0" w:leftChars="0" w:firstLine="0" w:firstLineChars="0"/>
+        <w:rPr>
+          <w:rFonts w:hint="default" w:ascii="Times New Roman" w:hAnsi="Times New Roman" w:cs="Times New Roman"/>
+          <w:b/>
+          <w:bCs/>
+          <w:color w:val="000000"/>
+          <w:sz w:val="26"/>
+          <w:szCs w:val="26"/>
+        </w:rPr>
+      </w:pPr>
+    </w:p>
+    <w:p>
+      <w:pPr>
+        <w:pStyle w:val="5"/>
+        <w:spacing w:before="45"/>
+        <w:ind w:left="0" w:leftChars="0" w:firstLine="0" w:firstLineChars="0"/>
+        <w:rPr>
+          <w:rFonts w:hint="default" w:ascii="Times New Roman" w:hAnsi="Times New Roman" w:cs="Times New Roman"/>
+          <w:b/>
+          <w:bCs/>
+          <w:color w:val="000000"/>
+          <w:sz w:val="26"/>
+          <w:szCs w:val="26"/>
+        </w:rPr>
+      </w:pPr>
+      <w:r>
+        <w:rPr>
+          <w:rFonts w:hint="default" w:ascii="Times New Roman" w:hAnsi="Times New Roman" w:cs="Times New Roman"/>
+          <w:b/>
+          <w:bCs/>
+          <w:color w:val="000000"/>
+          <w:sz w:val="26"/>
+          <w:szCs w:val="26"/>
+        </w:rPr>
+        <w:t>H7_Autoruns_LAB3_Run_Demo.png</w:t>
+      </w:r>
+    </w:p>
+    <w:p>
+      <w:pPr>
+        <w:pStyle w:val="5"/>
+        <w:spacing w:before="45"/>
+        <w:ind w:left="0" w:leftChars="0" w:firstLine="0" w:firstLineChars="0"/>
+        <w:rPr>
+          <w:rFonts w:hint="default" w:ascii="Times New Roman" w:hAnsi="Times New Roman" w:cs="Times New Roman"/>
+          <w:b/>
+          <w:bCs/>
+          <w:spacing w:val="-2"/>
+          <w:sz w:val="26"/>
+          <w:szCs w:val="26"/>
+        </w:rPr>
+      </w:pPr>
+    </w:p>
+    <w:p>
+      <w:pPr>
+        <w:pStyle w:val="5"/>
+        <w:spacing w:before="45"/>
+        <w:ind w:left="0" w:leftChars="0" w:firstLine="0" w:firstLineChars="0"/>
+        <w:rPr>
+          <w:rFonts w:hint="default" w:ascii="Times New Roman" w:hAnsi="Times New Roman" w:cs="Times New Roman"/>
+          <w:b/>
+          <w:bCs/>
+          <w:spacing w:val="-2"/>
+          <w:sz w:val="26"/>
+          <w:szCs w:val="26"/>
+        </w:rPr>
+      </w:pPr>
+    </w:p>
+    <w:p>
+      <w:pPr>
+        <w:pStyle w:val="5"/>
+        <w:spacing w:before="45"/>
+        <w:ind w:left="0" w:leftChars="0" w:firstLine="0" w:firstLineChars="0"/>
+        <w:rPr>
+          <w:rFonts w:hint="default" w:ascii="Times New Roman" w:hAnsi="Times New Roman" w:cs="Times New Roman"/>
+          <w:b/>
+          <w:bCs/>
+          <w:spacing w:val="-2"/>
+          <w:sz w:val="26"/>
+          <w:szCs w:val="26"/>
+        </w:rPr>
+      </w:pPr>
+      <w:r>
+        <w:rPr>
+          <w:rFonts w:hint="default" w:ascii="Times New Roman" w:hAnsi="Times New Roman" w:cs="Times New Roman"/>
+          <w:b/>
+          <w:bCs/>
+          <w:spacing w:val="-2"/>
+          <w:sz w:val="26"/>
+          <w:szCs w:val="26"/>
+        </w:rPr>
+        <w:t>H8_ProcessExplorer_Python.png</w:t>
+      </w:r>
+    </w:p>
+    <w:p>
+      <w:pPr>
+        <w:pStyle w:val="5"/>
+        <w:spacing w:before="45"/>
+        <w:ind w:left="0" w:leftChars="0" w:firstLine="0" w:firstLineChars="0"/>
+        <w:rPr>
+          <w:rFonts w:hint="default" w:ascii="Times New Roman" w:hAnsi="Times New Roman" w:cs="Times New Roman"/>
+          <w:b/>
+          <w:bCs/>
+          <w:color w:val="000000"/>
+          <w:spacing w:val="-2"/>
+          <w:sz w:val="26"/>
+          <w:szCs w:val="26"/>
+        </w:rPr>
+      </w:pPr>
+    </w:p>
+    <w:p>
+      <w:pPr>
+        <w:pStyle w:val="5"/>
+        <w:spacing w:before="45"/>
+        <w:ind w:left="0" w:leftChars="0" w:firstLine="0" w:firstLineChars="0"/>
+        <w:rPr>
+          <w:rFonts w:hint="default" w:ascii="Times New Roman" w:hAnsi="Times New Roman" w:cs="Times New Roman"/>
+          <w:b/>
+          <w:bCs/>
+          <w:color w:val="000000"/>
+          <w:spacing w:val="-2"/>
+          <w:sz w:val="26"/>
+          <w:szCs w:val="26"/>
+        </w:rPr>
+      </w:pPr>
+    </w:p>
+    <w:p>
+      <w:pPr>
+        <w:pStyle w:val="5"/>
+        <w:spacing w:before="45"/>
+        <w:ind w:left="0" w:leftChars="0" w:firstLine="0" w:firstLineChars="0"/>
+        <w:rPr>
+          <w:rFonts w:hint="default" w:ascii="Times New Roman" w:hAnsi="Times New Roman" w:cs="Times New Roman"/>
+          <w:b/>
+          <w:bCs/>
+          <w:color w:val="000000"/>
+          <w:spacing w:val="-2"/>
+          <w:sz w:val="26"/>
+          <w:szCs w:val="26"/>
+        </w:rPr>
+      </w:pPr>
+      <w:r>
+        <w:rPr>
+          <w:rFonts w:hint="default" w:ascii="Times New Roman" w:hAnsi="Times New Roman" w:cs="Times New Roman"/>
+          <w:b/>
+          <w:bCs/>
+          <w:color w:val="000000"/>
+          <w:spacing w:val="-2"/>
+          <w:sz w:val="26"/>
+          <w:szCs w:val="26"/>
+        </w:rPr>
+        <w:t>H9_HTTP_Plaintext.png</w:t>
+      </w:r>
+    </w:p>
+    <w:p>
+      <w:pPr>
+        <w:pStyle w:val="5"/>
+        <w:spacing w:before="40"/>
+        <w:ind w:left="0" w:leftChars="0" w:firstLine="0" w:firstLineChars="0"/>
+        <w:rPr>
+          <w:rFonts w:hint="default" w:ascii="Times New Roman" w:hAnsi="Times New Roman" w:cs="Times New Roman"/>
+          <w:b/>
+          <w:bCs/>
+          <w:spacing w:val="-2"/>
+          <w:sz w:val="26"/>
+          <w:szCs w:val="26"/>
+        </w:rPr>
+      </w:pPr>
+    </w:p>
+    <w:p>
+      <w:pPr>
+        <w:pStyle w:val="5"/>
+        <w:spacing w:before="40"/>
+        <w:ind w:left="0" w:leftChars="0" w:firstLine="0" w:firstLineChars="0"/>
+        <w:rPr>
+          <w:rFonts w:hint="default" w:ascii="Times New Roman" w:hAnsi="Times New Roman" w:cs="Times New Roman"/>
+          <w:b/>
+          <w:bCs/>
+          <w:spacing w:val="-2"/>
+          <w:sz w:val="26"/>
+          <w:szCs w:val="26"/>
+        </w:rPr>
+      </w:pPr>
+    </w:p>
+    <w:p>
+      <w:pPr>
+        <w:pStyle w:val="5"/>
+        <w:spacing w:before="40"/>
+        <w:ind w:left="0" w:leftChars="0" w:firstLine="0" w:firstLineChars="0"/>
+        <w:rPr>
+          <w:rFonts w:hint="default" w:ascii="Times New Roman" w:hAnsi="Times New Roman" w:cs="Times New Roman"/>
+          <w:b/>
+          <w:bCs/>
+          <w:sz w:val="26"/>
+          <w:szCs w:val="26"/>
+        </w:rPr>
+      </w:pPr>
+      <w:r>
+        <w:rPr>
+          <w:rFonts w:hint="default" w:ascii="Times New Roman" w:hAnsi="Times New Roman" w:cs="Times New Roman"/>
+          <w:b/>
+          <w:bCs/>
+          <w:spacing w:val="-2"/>
+          <w:sz w:val="26"/>
+          <w:szCs w:val="26"/>
+        </w:rPr>
+        <w:t>H10_TLS_443.png</w:t>
+      </w:r>
+    </w:p>
+    <w:p>
+      <w:pPr>
+        <w:pStyle w:val="5"/>
+        <w:spacing w:before="45"/>
+        <w:ind w:left="0" w:leftChars="0" w:firstLine="0" w:firstLineChars="0"/>
+        <w:rPr>
+          <w:rFonts w:hint="default" w:ascii="Times New Roman" w:hAnsi="Times New Roman" w:cs="Times New Roman"/>
+          <w:b/>
+          <w:bCs/>
+          <w:spacing w:val="-2"/>
+          <w:sz w:val="26"/>
+          <w:szCs w:val="26"/>
+        </w:rPr>
+      </w:pPr>
+    </w:p>
+    <w:p>
+      <w:pPr>
+        <w:pStyle w:val="5"/>
+        <w:spacing w:before="45"/>
+        <w:ind w:left="0" w:leftChars="0" w:firstLine="0" w:firstLineChars="0"/>
+        <w:rPr>
+          <w:rFonts w:hint="default" w:ascii="Times New Roman" w:hAnsi="Times New Roman" w:cs="Times New Roman"/>
+          <w:b/>
+          <w:bCs/>
+          <w:spacing w:val="-2"/>
+          <w:sz w:val="26"/>
+          <w:szCs w:val="26"/>
+        </w:rPr>
+      </w:pPr>
+    </w:p>
+    <w:p>
+      <w:pPr>
+        <w:pStyle w:val="5"/>
+        <w:spacing w:before="45"/>
+        <w:ind w:left="0" w:leftChars="0" w:firstLine="0" w:firstLineChars="0"/>
+        <w:rPr>
+          <w:rFonts w:hint="default" w:ascii="Times New Roman" w:hAnsi="Times New Roman" w:cs="Times New Roman"/>
+          <w:b/>
+          <w:bCs/>
+          <w:spacing w:val="-2"/>
+          <w:sz w:val="26"/>
+          <w:szCs w:val="26"/>
+        </w:rPr>
+      </w:pPr>
+      <w:r>
+        <w:rPr>
+          <w:rFonts w:hint="default" w:ascii="Times New Roman" w:hAnsi="Times New Roman" w:cs="Times New Roman"/>
+          <w:b/>
+          <w:bCs/>
+          <w:spacing w:val="-2"/>
+          <w:sz w:val="26"/>
+          <w:szCs w:val="26"/>
+        </w:rPr>
+        <w:t>H10_Load_and_Log_Analysis.png</w:t>
+      </w:r>
+    </w:p>
+    <w:p>
+      <w:pPr>
+        <w:pStyle w:val="5"/>
+        <w:spacing w:before="45"/>
+        <w:ind w:left="0" w:leftChars="0" w:firstLine="0" w:firstLineChars="0"/>
+        <w:rPr>
+          <w:rFonts w:hint="default" w:ascii="Times New Roman" w:hAnsi="Times New Roman" w:cs="Times New Roman"/>
+          <w:b/>
+          <w:bCs/>
+          <w:color w:val="000000"/>
+          <w:spacing w:val="-2"/>
+          <w:sz w:val="26"/>
+          <w:szCs w:val="26"/>
+        </w:rPr>
+      </w:pPr>
+    </w:p>
+    <w:p>
+      <w:pPr>
+        <w:pStyle w:val="5"/>
+        <w:spacing w:before="45"/>
+        <w:ind w:left="0" w:leftChars="0" w:firstLine="0" w:firstLineChars="0"/>
+        <w:rPr>
+          <w:rFonts w:hint="default" w:ascii="Times New Roman" w:hAnsi="Times New Roman" w:cs="Times New Roman"/>
+          <w:b/>
+          <w:bCs/>
+          <w:color w:val="000000"/>
+          <w:spacing w:val="-2"/>
+          <w:sz w:val="26"/>
+          <w:szCs w:val="26"/>
+        </w:rPr>
+      </w:pPr>
+    </w:p>
+    <w:p>
+      <w:pPr>
+        <w:pStyle w:val="5"/>
+        <w:spacing w:before="45"/>
+        <w:ind w:left="0" w:leftChars="0" w:firstLine="0" w:firstLineChars="0"/>
+        <w:rPr>
+          <w:rFonts w:hint="default" w:ascii="Times New Roman" w:hAnsi="Times New Roman" w:cs="Times New Roman"/>
+          <w:b/>
+          <w:bCs/>
+          <w:color w:val="000000"/>
+          <w:spacing w:val="-2"/>
+          <w:sz w:val="26"/>
+          <w:szCs w:val="26"/>
+        </w:rPr>
+      </w:pPr>
+      <w:r>
+        <w:rPr>
+          <w:rFonts w:hint="default" w:ascii="Times New Roman" w:hAnsi="Times New Roman" w:cs="Times New Roman"/>
+          <w:b/>
+          <w:bCs/>
+          <w:color w:val="000000"/>
+          <w:spacing w:val="-2"/>
+          <w:sz w:val="26"/>
+          <w:szCs w:val="26"/>
+        </w:rPr>
+        <w:t>H10_Phishing_Offline.png</w:t>
+      </w:r>
+    </w:p>
+    <w:p>
+      <w:pPr>
+        <w:pStyle w:val="5"/>
+        <w:spacing w:before="45"/>
+        <w:ind w:left="0" w:leftChars="0" w:firstLine="0" w:firstLineChars="0"/>
+        <w:rPr>
+          <w:rFonts w:hint="default" w:ascii="Times New Roman" w:hAnsi="Times New Roman" w:cs="Times New Roman"/>
+          <w:b/>
+          <w:bCs/>
+          <w:spacing w:val="-2"/>
+          <w:sz w:val="26"/>
+          <w:szCs w:val="26"/>
+        </w:rPr>
+      </w:pPr>
+    </w:p>
+    <w:p>
+      <w:pPr>
+        <w:pStyle w:val="5"/>
+        <w:spacing w:before="45"/>
+        <w:ind w:left="0" w:leftChars="0" w:firstLine="0" w:firstLineChars="0"/>
+        <w:rPr>
+          <w:rFonts w:hint="default" w:ascii="Times New Roman" w:hAnsi="Times New Roman" w:cs="Times New Roman"/>
+          <w:b/>
+          <w:bCs/>
+          <w:spacing w:val="-2"/>
+          <w:sz w:val="26"/>
+          <w:szCs w:val="26"/>
+        </w:rPr>
+      </w:pPr>
+    </w:p>
+    <w:p>
+      <w:pPr>
+        <w:pStyle w:val="5"/>
+        <w:spacing w:before="45"/>
+        <w:ind w:left="0" w:leftChars="0" w:firstLine="0" w:firstLineChars="0"/>
+        <w:rPr>
+          <w:rFonts w:hint="default" w:ascii="Times New Roman" w:hAnsi="Times New Roman" w:cs="Times New Roman"/>
+          <w:b/>
+          <w:bCs/>
+          <w:color w:val="000000"/>
+          <w:spacing w:val="-2"/>
+          <w:sz w:val="26"/>
+          <w:szCs w:val="26"/>
+          <w:lang w:val="en-US"/>
+        </w:rPr>
+      </w:pPr>
+      <w:r>
+        <w:rPr>
+          <w:rFonts w:hint="default" w:ascii="Times New Roman" w:hAnsi="Times New Roman" w:cs="Times New Roman"/>
+          <w:b/>
+          <w:bCs/>
+          <w:spacing w:val="-2"/>
+          <w:sz w:val="26"/>
+          <w:szCs w:val="26"/>
+        </w:rPr>
+        <w:t>H11_Recovery_Verification.png</w:t>
+      </w:r>
+    </w:p>
+    <w:p>
+      <w:pPr>
+        <w:numPr>
+          <w:ilvl w:val="0"/>
+          <w:numId w:val="0"/>
+        </w:numPr>
+        <w:rPr>
+          <w:rFonts w:hint="default" w:ascii="Consolas" w:hAnsi="Consolas"/>
+          <w:color w:val="000000"/>
+          <w:spacing w:val="-2"/>
+          <w:sz w:val="21"/>
+          <w:lang w:val="en-US"/>
+        </w:rPr>
+      </w:pPr>
+    </w:p>
+    <w:p>
+      <w:pPr>
+        <w:numPr>
+          <w:ilvl w:val="0"/>
+          <w:numId w:val="0"/>
+        </w:numPr>
+        <w:rPr>
+          <w:rFonts w:hint="default" w:ascii="Consolas" w:hAnsi="Consolas"/>
+          <w:color w:val="000000"/>
+          <w:spacing w:val="-2"/>
+          <w:sz w:val="21"/>
+          <w:lang w:val="en-US"/>
+        </w:rPr>
+      </w:pPr>
+    </w:p>
+    <w:p>
+      <w:pPr>
+        <w:numPr>
+          <w:ilvl w:val="0"/>
+          <w:numId w:val="0"/>
+        </w:numPr>
+        <w:rPr>
+          <w:rFonts w:hint="default" w:ascii="Times New Roman" w:hAnsi="Times New Roman" w:cs="Times New Roman"/>
+          <w:b/>
+          <w:bCs/>
+          <w:sz w:val="26"/>
+          <w:szCs w:val="26"/>
+          <w:lang w:val="en-US"/>
+        </w:rPr>
+      </w:pPr>
+      <w:r>
+        <w:rPr>
+          <w:rFonts w:hint="default" w:ascii="Times New Roman" w:hAnsi="Times New Roman" w:cs="Times New Roman"/>
+          <w:b/>
+          <w:bCs/>
+          <w:sz w:val="26"/>
+          <w:szCs w:val="26"/>
+          <w:lang w:val="en-US"/>
+        </w:rPr>
+        <w:t>*Trả lời câu hỏi:</w:t>
+      </w:r>
+    </w:p>
+    <w:p>
+      <w:pPr>
+        <w:rPr>
+          <w:rFonts w:hint="default" w:ascii="Times New Roman" w:hAnsi="Times New Roman" w:cs="Times New Roman"/>
+        </w:rPr>
+      </w:pPr>
     </w:p>
     <w:sectPr>
       <w:pgSz w:w="11906" w:h="16838"/>
@@ -365,7 +1568,7 @@
     <w:lsdException w:unhideWhenUsed="0" w:uiPriority="0" w:semiHidden="0" w:name="HTML Sample"/>
     <w:lsdException w:unhideWhenUsed="0" w:uiPriority="0" w:semiHidden="0" w:name="HTML Typewriter"/>
     <w:lsdException w:unhideWhenUsed="0" w:uiPriority="0" w:semiHidden="0" w:name="HTML Variable"/>
-    <w:lsdException w:unhideWhenUsed="0" w:uiPriority="0" w:name="Normal Table"/>
+    <w:lsdException w:qFormat="1" w:unhideWhenUsed="0" w:uiPriority="0" w:name="Normal Table"/>
     <w:lsdException w:unhideWhenUsed="0" w:uiPriority="0" w:semiHidden="0" w:name="annotation subject"/>
     <w:lsdException w:unhideWhenUsed="0" w:uiPriority="0" w:semiHidden="0" w:name="Table Simple 1"/>
     <w:lsdException w:unhideWhenUsed="0" w:uiPriority="0" w:semiHidden="0" w:name="Table Simple 2"/>
@@ -529,6 +1732,7 @@
   <w:style w:type="table" w:default="1" w:styleId="3">
     <w:name w:val="Normal Table"/>
     <w:semiHidden/>
+    <w:qFormat/>
     <w:uiPriority w:val="0"/>
     <w:tblPr>
       <w:tblCellMar>
@@ -547,6 +1751,20 @@
     <w:rPr>
       <w:color w:val="800080"/>
       <w:u w:val="single"/>
+    </w:rPr>
+  </w:style>
+  <w:style w:type="paragraph" w:customStyle="1" w:styleId="5">
+    <w:name w:val="Table Paragraph"/>
+    <w:basedOn w:val="1"/>
+    <w:qFormat/>
+    <w:uiPriority w:val="1"/>
+    <w:pPr>
+      <w:spacing w:before="111"/>
+      <w:ind w:left="100"/>
+    </w:pPr>
+    <w:rPr>
+      <w:rFonts w:ascii="Times New Roman" w:hAnsi="Times New Roman" w:eastAsia="Times New Roman" w:cs="Times New Roman"/>
+      <w:lang w:val="vi" w:eastAsia="en-US" w:bidi="ar-SA"/>
     </w:rPr>
   </w:style>
 </w:styles>
